--- a/1952.8/1952年8月30日，关于进行司法改革工作应注意的几个问题的指示__LLM初注.docx
+++ b/1952.8/1952年8月30日，关于进行司法改革工作应注意的几个问题的指示__LLM初注.docx
@@ -359,8 +359,13 @@
       </w:r>
     </w:p>
     <w:p>
+      <w:commentRangeStart w:id="0"/>
       <w:r>
         <w:t>1. 【需核】政务院批准的史良部长关于改造和整顿各级人民法院的报告的具体发布时间和内容需要核实。</w:t>
+      </w:r>
+      <w:commentRangeEnd w:id="0"/>
+      <w:r>
+        <w:commentReference w:id="0"/>
       </w:r>
     </w:p>
     <w:sectPr>
@@ -376,6 +381,18 @@
     </w:sectPr>
   </w:body>
 </w:document>
+</file>
+
+<file path=word/comments.xml><?xml version="1.0" encoding="utf-8"?>
+<w:comments xmlns:w="http://schemas.openxmlformats.org/wordprocessingml/2006/main">
+  <w:comment w:id="0" w:author="LLM初注待核" w:date="2026-07-05T15:07:29Z">
+    <w:p>
+      <w:r>
+        <w:t>【需核】政务院批准的史良部长关于改造和整顿各级人民法院的报告的具体发布时间和内容需要核实。</w:t>
+      </w:r>
+    </w:p>
+  </w:comment>
+</w:comments>
 </file>
 
 <file path=word/footer1.xml><?xml version="1.0" encoding="utf-8"?>

--- a/1952.8/1952年8月30日，关于进行司法改革工作应注意的几个问题的指示__LLM初注.docx
+++ b/1952.8/1952年8月30日，关于进行司法改革工作应注意的几个问题的指示__LLM初注.docx
@@ -365,6 +365,9 @@
       </w:r>
       <w:commentRangeEnd w:id="0"/>
       <w:r>
+        <w:rPr>
+          <w:rStyle w:val="CommentReference"/>
+        </w:rPr>
         <w:commentReference w:id="0"/>
       </w:r>
     </w:p>
@@ -387,6 +390,9 @@
 <w:comments xmlns:w="http://schemas.openxmlformats.org/wordprocessingml/2006/main">
   <w:comment w:id="0" w:author="LLM初注待核" w:date="2026-07-05T15:07:29Z">
     <w:p>
+      <w:pPr>
+        <w:pStyle w:val="CommentText"/>
+      </w:pPr>
       <w:r>
         <w:t>【需核】政务院批准的史良部长关于改造和整顿各级人民法院的报告的具体发布时间和内容需要核实。</w:t>
       </w:r>

--- a/1952.8/1952年8月30日，关于进行司法改革工作应注意的几个问题的指示__LLM初注.docx
+++ b/1952.8/1952年8月30日，关于进行司法改革工作应注意的几个问题的指示__LLM初注.docx
@@ -51,13 +51,16 @@
       </w:r>
       <w:r>
         <w:rPr>
+          <w:rStyle w:val="FootnoteReference"/>
           <w:rFonts w:hint="eastAsia" w:ascii="仿宋" w:hAnsi="仿宋" w:eastAsia="仿宋" w:cs="仿宋"/>
           <w:sz w:val="36"/>
           <w:szCs w:val="36"/>
           <w:vertAlign w:val="superscript"/>
           <w:lang w:val="en-US" w:eastAsia="zh-CN"/>
         </w:rPr>
+        <w:t>[</w:t>
         <w:footnoteReference w:id="0"/>
+        <w:t>]</w:t>
       </w:r>
       <w:r>
         <w:rPr>
@@ -172,21 +175,35 @@
       <w:r>
         <w:rPr>
           <w:rStyle w:val="FootnoteReference"/>
-        </w:rPr>
+          <w:vertAlign w:val="superscript"/>
+        </w:rPr>
+        <w:t>[</w:t>
         <w:footnoteReference w:id="4"/>
-      </w:r>
-      <w:r>
-        <w:rPr/>
+        <w:t>]</w:t>
+      </w:r>
+      <w:r>
+        <w:rPr>
+          <w:rFonts w:hint="eastAsia" w:ascii="仿宋" w:hAnsi="仿宋" w:eastAsia="仿宋"/>
+          <w:sz w:val="32"/>
+          <w:szCs w:val="32"/>
+        </w:rPr>
         <w:t>已批准了中央司法部史良</w:t>
       </w:r>
       <w:r>
         <w:rPr>
           <w:rStyle w:val="FootnoteReference"/>
-        </w:rPr>
+          <w:vertAlign w:val="superscript"/>
+        </w:rPr>
+        <w:t>[</w:t>
         <w:footnoteReference w:id="5"/>
-      </w:r>
-      <w:r>
-        <w:rPr/>
+        <w:t>]</w:t>
+      </w:r>
+      <w:r>
+        <w:rPr>
+          <w:rFonts w:hint="eastAsia" w:ascii="仿宋" w:hAnsi="仿宋" w:eastAsia="仿宋"/>
+          <w:sz w:val="32"/>
+          <w:szCs w:val="32"/>
+        </w:rPr>
         <w:t xml:space="preserve">部长所作关于彻底改造和整顿各级人民法院的报告。各级党委应认真布置并推动政府机关切实执行。</w:t>
       </w:r>
     </w:p>
@@ -225,21 +242,35 @@
       <w:r>
         <w:rPr>
           <w:rStyle w:val="FootnoteReference"/>
-        </w:rPr>
+          <w:vertAlign w:val="superscript"/>
+        </w:rPr>
+        <w:t>[</w:t>
         <w:footnoteReference w:id="6"/>
-      </w:r>
-      <w:r>
-        <w:rPr/>
+        <w:t>]</w:t>
+      </w:r>
+      <w:r>
+        <w:rPr>
+          <w:rFonts w:hint="eastAsia" w:ascii="仿宋" w:hAnsi="仿宋" w:eastAsia="仿宋"/>
+          <w:sz w:val="32"/>
+          <w:szCs w:val="32"/>
+        </w:rPr>
         <w:t>是相互联系的，应将二者结合进行。但肃清资产阶级的旧法观点，乃是长期的思想斗争，而对法院的组织整顿，特别是清除那些坏的无可救药的旧司法人员</w:t>
       </w:r>
       <w:r>
         <w:rPr>
           <w:rStyle w:val="FootnoteReference"/>
-        </w:rPr>
+          <w:vertAlign w:val="superscript"/>
+        </w:rPr>
+        <w:t>[</w:t>
         <w:footnoteReference w:id="7"/>
-      </w:r>
-      <w:r>
-        <w:rPr/>
+        <w:t>]</w:t>
+      </w:r>
+      <w:r>
+        <w:rPr>
+          <w:rFonts w:hint="eastAsia" w:ascii="仿宋" w:hAnsi="仿宋" w:eastAsia="仿宋"/>
+          <w:sz w:val="32"/>
+          <w:szCs w:val="32"/>
+        </w:rPr>
         <w:t xml:space="preserve">，调换那些旧审检人员，代之以真正的革命工作者，则是可以在一次短期的运动中基本上解决问题的。所以这次司法改革运动，必须是从清算旧法观点入手，最后达到组织整顿之目的。法院的改革不宜用改造一般旧人员的办法来逐步地改进和提高，而必须采取一些必要的组织办法，以彻底改变各级人民法院的组织成份。对于法院中罪行重大且有民愤的坏分子，还须给以刑事处分，以严肃法纪教育干部和群众。但在组织处理中，必须严防草率从事，轻易开除的毛病，以免造成失业或难于转业安插。因此，除了应受刑事处分者外，即使对于那些恶习较深的分子，也必须妥善安置，给以生活出路。现在司法机关的旧人员，原则上由司法部门尽可能的留用，将原任审检工作的旧司法人员调作技术性的工作，将不宜作重要工作的调作次要工作。其不能留在司法部门的，也必须经由当地党政领导机关审查，或分配其它工作，或给以劳动就业机会，或资送还乡生产，务使各得其所。</w:t>
       </w:r>
     </w:p>

--- a/1952.8/1952年8月30日，关于进行司法改革工作应注意的几个问题的指示__LLM初注.docx
+++ b/1952.8/1952年8月30日，关于进行司法改革工作应注意的几个问题的指示__LLM初注.docx
@@ -41,36 +41,19 @@
       <w:bookmarkEnd w:id="0"/>
       <w:r>
         <w:rPr>
-          <w:rFonts w:hint="eastAsia" w:ascii="仿宋" w:hAnsi="仿宋" w:eastAsia="仿宋" w:cs="仿宋"/>
-          <w:sz w:val="36"/>
-          <w:szCs w:val="36"/>
+          <w:rStyle w:val="FootnoteReference"/>
           <w:vertAlign w:val="superscript"/>
-          <w:lang w:val="en-US" w:eastAsia="zh-CN"/>
-        </w:rPr>
-        <w:t>[</w:t>
+        </w:rPr>
+        <w:t>[1]</w:t>
       </w:r>
       <w:r>
         <w:rPr>
           <w:rStyle w:val="FootnoteReference"/>
-          <w:rFonts w:hint="eastAsia" w:ascii="仿宋" w:hAnsi="仿宋" w:eastAsia="仿宋" w:cs="仿宋"/>
-          <w:sz w:val="36"/>
-          <w:szCs w:val="36"/>
           <w:vertAlign w:val="superscript"/>
-          <w:lang w:val="en-US" w:eastAsia="zh-CN"/>
-        </w:rPr>
-        <w:t>[</w:t>
+          <w:vanish/>
+          <w:specVanish/>
+        </w:rPr>
         <w:footnoteReference w:id="0"/>
-        <w:t>]</w:t>
-      </w:r>
-      <w:r>
-        <w:rPr>
-          <w:rFonts w:hint="eastAsia" w:ascii="仿宋" w:hAnsi="仿宋" w:eastAsia="仿宋" w:cs="仿宋"/>
-          <w:sz w:val="36"/>
-          <w:szCs w:val="36"/>
-          <w:vertAlign w:val="superscript"/>
-          <w:lang w:val="en-US" w:eastAsia="zh-CN"/>
-        </w:rPr>
-        <w:t>]</w:t>
       </w:r>
     </w:p>
     <w:p>
@@ -177,26 +160,40 @@
           <w:rStyle w:val="FootnoteReference"/>
           <w:vertAlign w:val="superscript"/>
         </w:rPr>
-        <w:t>[</w:t>
-        <w:footnoteReference w:id="4"/>
-        <w:t>]</w:t>
-      </w:r>
-      <w:r>
-        <w:rPr>
-          <w:rFonts w:hint="eastAsia" w:ascii="仿宋" w:hAnsi="仿宋" w:eastAsia="仿宋"/>
-          <w:sz w:val="32"/>
-          <w:szCs w:val="32"/>
-        </w:rPr>
-        <w:t>已批准了中央司法部史良</w:t>
+        <w:t>[2]</w:t>
       </w:r>
       <w:r>
         <w:rPr>
           <w:rStyle w:val="FootnoteReference"/>
           <w:vertAlign w:val="superscript"/>
-        </w:rPr>
-        <w:t>[</w:t>
+          <w:vanish/>
+          <w:specVanish/>
+        </w:rPr>
+        <w:footnoteReference w:id="4"/>
+      </w:r>
+      <w:r>
+        <w:rPr>
+          <w:rFonts w:hint="eastAsia" w:ascii="仿宋" w:hAnsi="仿宋" w:eastAsia="仿宋"/>
+          <w:sz w:val="32"/>
+          <w:szCs w:val="32"/>
+        </w:rPr>
+        <w:t>已批准了中央司法部史良</w:t>
+      </w:r>
+      <w:r>
+        <w:rPr>
+          <w:rStyle w:val="FootnoteReference"/>
+          <w:vertAlign w:val="superscript"/>
+        </w:rPr>
+        <w:t>[3]</w:t>
+      </w:r>
+      <w:r>
+        <w:rPr>
+          <w:rStyle w:val="FootnoteReference"/>
+          <w:vertAlign w:val="superscript"/>
+          <w:vanish/>
+          <w:specVanish/>
+        </w:rPr>
         <w:footnoteReference w:id="5"/>
-        <w:t>]</w:t>
       </w:r>
       <w:r>
         <w:rPr>
@@ -244,26 +241,40 @@
           <w:rStyle w:val="FootnoteReference"/>
           <w:vertAlign w:val="superscript"/>
         </w:rPr>
-        <w:t>[</w:t>
-        <w:footnoteReference w:id="6"/>
-        <w:t>]</w:t>
-      </w:r>
-      <w:r>
-        <w:rPr>
-          <w:rFonts w:hint="eastAsia" w:ascii="仿宋" w:hAnsi="仿宋" w:eastAsia="仿宋"/>
-          <w:sz w:val="32"/>
-          <w:szCs w:val="32"/>
-        </w:rPr>
-        <w:t>是相互联系的，应将二者结合进行。但肃清资产阶级的旧法观点，乃是长期的思想斗争，而对法院的组织整顿，特别是清除那些坏的无可救药的旧司法人员</w:t>
+        <w:t>[4]</w:t>
       </w:r>
       <w:r>
         <w:rPr>
           <w:rStyle w:val="FootnoteReference"/>
           <w:vertAlign w:val="superscript"/>
-        </w:rPr>
-        <w:t>[</w:t>
+          <w:vanish/>
+          <w:specVanish/>
+        </w:rPr>
+        <w:footnoteReference w:id="6"/>
+      </w:r>
+      <w:r>
+        <w:rPr>
+          <w:rFonts w:hint="eastAsia" w:ascii="仿宋" w:hAnsi="仿宋" w:eastAsia="仿宋"/>
+          <w:sz w:val="32"/>
+          <w:szCs w:val="32"/>
+        </w:rPr>
+        <w:t>是相互联系的，应将二者结合进行。但肃清资产阶级的旧法观点，乃是长期的思想斗争，而对法院的组织整顿，特别是清除那些坏的无可救药的旧司法人员</w:t>
+      </w:r>
+      <w:r>
+        <w:rPr>
+          <w:rStyle w:val="FootnoteReference"/>
+          <w:vertAlign w:val="superscript"/>
+        </w:rPr>
+        <w:t>[5]</w:t>
+      </w:r>
+      <w:r>
+        <w:rPr>
+          <w:rStyle w:val="FootnoteReference"/>
+          <w:vertAlign w:val="superscript"/>
+          <w:vanish/>
+          <w:specVanish/>
+        </w:rPr>
         <w:footnoteReference w:id="7"/>
-        <w:t>]</w:t>
       </w:r>
       <w:r>
         <w:rPr>
@@ -563,13 +574,39 @@
       </w:pPr>
       <w:r>
         <w:rPr>
+          <w:rStyle w:val="FootnoteReference"/>
+        </w:rPr>
+        <w:t>[1]</w:t>
+      </w:r>
+      <w:r>
+        <w:rPr>
+          <w:rFonts w:hint="eastAsia" w:asciiTheme="minorEastAsia" w:hAnsiTheme="minorEastAsia" w:cstheme="minorBidi"/>
+          <w:kern w:val="2"/>
+          <w:sz w:val="21"/>
+          <w:szCs w:val="21"/>
+          <w:lang w:val="en-US" w:eastAsia="zh-CN" w:bidi="ar-SA"/>
+        </w:rPr>
+        <w:t>关于本文的真实性及时间还存在争议，《</w:t>
+      </w:r>
+      <w:r>
+        <w:rPr>
           <w:rFonts w:hint="eastAsia" w:asciiTheme="minorEastAsia" w:hAnsiTheme="minorEastAsia" w:eastAsiaTheme="minorEastAsia" w:cstheme="minorBidi"/>
           <w:kern w:val="2"/>
           <w:sz w:val="21"/>
           <w:szCs w:val="21"/>
           <w:lang w:val="en-US" w:eastAsia="zh-CN" w:bidi="ar-SA"/>
         </w:rPr>
-        <w:t>[</w:t>
+        <w:t>毛泽东年谱</w:t>
+      </w:r>
+      <w:r>
+        <w:rPr>
+          <w:rFonts w:hint="eastAsia" w:asciiTheme="minorEastAsia" w:hAnsiTheme="minorEastAsia" w:cstheme="minorBidi"/>
+          <w:kern w:val="2"/>
+          <w:sz w:val="21"/>
+          <w:szCs w:val="21"/>
+          <w:lang w:val="en-US" w:eastAsia="zh-CN" w:bidi="ar-SA"/>
+        </w:rPr>
+        <w:t>》中并未记载。</w:t>
       </w:r>
       <w:r>
         <w:rPr>
@@ -579,17 +616,7 @@
           <w:szCs w:val="21"/>
           <w:lang w:val="en-US" w:eastAsia="zh-CN" w:bidi="ar-SA"/>
         </w:rPr>
-        <w:footnoteRef/>
-      </w:r>
-      <w:r>
-        <w:rPr>
-          <w:rFonts w:hint="eastAsia" w:asciiTheme="minorEastAsia" w:hAnsiTheme="minorEastAsia" w:eastAsiaTheme="minorEastAsia" w:cstheme="minorBidi"/>
-          <w:kern w:val="2"/>
-          <w:sz w:val="21"/>
-          <w:szCs w:val="21"/>
-          <w:lang w:val="en-US" w:eastAsia="zh-CN" w:bidi="ar-SA"/>
-        </w:rPr>
-        <w:t>]</w:t>
+        <w:t>本文是根据</w:t>
       </w:r>
       <w:r>
         <w:rPr>
@@ -599,46 +626,6 @@
           <w:szCs w:val="21"/>
           <w:lang w:val="en-US" w:eastAsia="zh-CN" w:bidi="ar-SA"/>
         </w:rPr>
-        <w:t>关于本文的真实性及时间还存在争议，《</w:t>
-      </w:r>
-      <w:r>
-        <w:rPr>
-          <w:rFonts w:hint="eastAsia" w:asciiTheme="minorEastAsia" w:hAnsiTheme="minorEastAsia" w:eastAsiaTheme="minorEastAsia" w:cstheme="minorBidi"/>
-          <w:kern w:val="2"/>
-          <w:sz w:val="21"/>
-          <w:szCs w:val="21"/>
-          <w:lang w:val="en-US" w:eastAsia="zh-CN" w:bidi="ar-SA"/>
-        </w:rPr>
-        <w:t>毛泽东年谱</w:t>
-      </w:r>
-      <w:r>
-        <w:rPr>
-          <w:rFonts w:hint="eastAsia" w:asciiTheme="minorEastAsia" w:hAnsiTheme="minorEastAsia" w:cstheme="minorBidi"/>
-          <w:kern w:val="2"/>
-          <w:sz w:val="21"/>
-          <w:szCs w:val="21"/>
-          <w:lang w:val="en-US" w:eastAsia="zh-CN" w:bidi="ar-SA"/>
-        </w:rPr>
-        <w:t>》中并未记载。</w:t>
-      </w:r>
-      <w:r>
-        <w:rPr>
-          <w:rFonts w:hint="eastAsia" w:asciiTheme="minorEastAsia" w:hAnsiTheme="minorEastAsia" w:eastAsiaTheme="minorEastAsia" w:cstheme="minorBidi"/>
-          <w:kern w:val="2"/>
-          <w:sz w:val="21"/>
-          <w:szCs w:val="21"/>
-          <w:lang w:val="en-US" w:eastAsia="zh-CN" w:bidi="ar-SA"/>
-        </w:rPr>
-        <w:t>本文是根据</w:t>
-      </w:r>
-      <w:r>
-        <w:rPr>
-          <w:rFonts w:hint="eastAsia" w:asciiTheme="minorEastAsia" w:hAnsiTheme="minorEastAsia" w:cstheme="minorBidi"/>
-          <w:kern w:val="2"/>
-          <w:sz w:val="21"/>
-          <w:szCs w:val="21"/>
-          <w:lang w:val="en-US" w:eastAsia="zh-CN" w:bidi="ar-SA"/>
-        </w:rPr>
         <w:t>东方直心同志编著的《毛泽东大传》（2021年终极版）第六卷，第2106页记载内容编辑而成。标题为编者所加。</w:t>
       </w:r>
     </w:p>
@@ -656,15 +643,25 @@
       </w:pPr>
       <w:r>
         <w:rPr>
+          <w:rStyle w:val="FootnoteReference"/>
+        </w:rPr>
+        <w:t>[2]</w:t>
+      </w:r>
+      <w:r>
+        <w:rPr>
           <w:rFonts w:asciiTheme="minorEastAsia" w:hAnsiTheme="minorEastAsia" w:eastAsiaTheme="minorEastAsia" w:cstheme="minorBidi"/>
           <w:kern w:val="2"/>
           <w:sz w:val="21"/>
           <w:szCs w:val="21"/>
           <w:lang w:val="en-US" w:eastAsia="zh-CN" w:bidi="ar-SA"/>
         </w:rPr>
-        <w:footnoteRef/>
-      </w:r>
-      <w:r>
+        <w:t xml:space="preserve">政务院，即中央人民政府政务院，1949年10月1日成立，周恩来任总理，是中华人民共和国成立初期的国家政务最高执行机关。1954年9月第一届全国人民代表大会召开后，根据新宪法改称国务院。</w:t>
+      </w:r>
+    </w:p>
+  </w:footnote>
+  <w:footnote w:id="5">
+    <w:p>
+      <w:pPr>
         <w:rPr>
           <w:rFonts w:asciiTheme="minorEastAsia" w:hAnsiTheme="minorEastAsia" w:eastAsiaTheme="minorEastAsia" w:cstheme="minorBidi"/>
           <w:kern w:val="2"/>
@@ -672,13 +669,14 @@
           <w:szCs w:val="21"/>
           <w:lang w:val="en-US" w:eastAsia="zh-CN" w:bidi="ar-SA"/>
         </w:rPr>
-        <w:t xml:space="preserve">政务院，即中央人民政府政务院，1949年10月1日成立，周恩来任总理，是中华人民共和国成立初期的国家政务最高执行机关。1954年9月第一届全国人民代表大会召开后，根据新宪法改称国务院。</w:t>
-      </w:r>
-    </w:p>
-  </w:footnote>
-  <w:footnote w:id="5">
-    <w:p>
-      <w:pPr>
+      </w:pPr>
+      <w:r>
+        <w:rPr>
+          <w:rStyle w:val="FootnoteReference"/>
+        </w:rPr>
+        <w:t>[3]</w:t>
+      </w:r>
+      <w:r>
         <w:rPr>
           <w:rFonts w:asciiTheme="minorEastAsia" w:hAnsiTheme="minorEastAsia" w:eastAsiaTheme="minorEastAsia" w:cstheme="minorBidi"/>
           <w:kern w:val="2"/>
@@ -686,8 +684,13 @@
           <w:szCs w:val="21"/>
           <w:lang w:val="en-US" w:eastAsia="zh-CN" w:bidi="ar-SA"/>
         </w:rPr>
-      </w:pPr>
-      <w:r>
+        <w:t xml:space="preserve">史良（1900—1985），女，江苏常州人，中国妇女运动领袖、法学家。曾任民盟中央主席。时任中央人民政府司法部部长。</w:t>
+      </w:r>
+    </w:p>
+  </w:footnote>
+  <w:footnote w:id="6">
+    <w:p>
+      <w:pPr>
         <w:rPr>
           <w:rFonts w:asciiTheme="minorEastAsia" w:hAnsiTheme="minorEastAsia" w:eastAsiaTheme="minorEastAsia" w:cstheme="minorBidi"/>
           <w:kern w:val="2"/>
@@ -695,7 +698,12 @@
           <w:szCs w:val="21"/>
           <w:lang w:val="en-US" w:eastAsia="zh-CN" w:bidi="ar-SA"/>
         </w:rPr>
-        <w:footnoteRef/>
+      </w:pPr>
+      <w:r>
+        <w:rPr>
+          <w:rStyle w:val="FootnoteReference"/>
+        </w:rPr>
+        <w:t>[4]</w:t>
       </w:r>
       <w:r>
         <w:rPr>
@@ -705,11 +713,11 @@
           <w:szCs w:val="21"/>
           <w:lang w:val="en-US" w:eastAsia="zh-CN" w:bidi="ar-SA"/>
         </w:rPr>
-        <w:t xml:space="preserve">史良（1900—1985），女，江苏常州人，中国妇女运动领袖、法学家。曾任民盟中央主席。时任中央人民政府司法部部长。</w:t>
+        <w:t xml:space="preserve">“旧法观点”，指国民党统治时期和西方资本主义国家的法律观念和法律制度，被视为与新中国的人民民主法制相对立的法律观。1952-1953年的司法改革运动以批判和清除旧法观点为核心任务之一。</w:t>
       </w:r>
     </w:p>
   </w:footnote>
-  <w:footnote w:id="6">
+  <w:footnote w:id="7">
     <w:p>
       <w:pPr>
         <w:rPr>
@@ -722,46 +730,9 @@
       </w:pPr>
       <w:r>
         <w:rPr>
-          <w:rFonts w:asciiTheme="minorEastAsia" w:hAnsiTheme="minorEastAsia" w:eastAsiaTheme="minorEastAsia" w:cstheme="minorBidi"/>
-          <w:kern w:val="2"/>
-          <w:sz w:val="21"/>
-          <w:szCs w:val="21"/>
-          <w:lang w:val="en-US" w:eastAsia="zh-CN" w:bidi="ar-SA"/>
-        </w:rPr>
-        <w:footnoteRef/>
-      </w:r>
-      <w:r>
-        <w:rPr>
-          <w:rFonts w:asciiTheme="minorEastAsia" w:hAnsiTheme="minorEastAsia" w:eastAsiaTheme="minorEastAsia" w:cstheme="minorBidi"/>
-          <w:kern w:val="2"/>
-          <w:sz w:val="21"/>
-          <w:szCs w:val="21"/>
-          <w:lang w:val="en-US" w:eastAsia="zh-CN" w:bidi="ar-SA"/>
-        </w:rPr>
-        <w:t xml:space="preserve">“旧法观点”，指国民党统治时期和西方资本主义国家的法律观念和法律制度，被视为与新中国的人民民主法制相对立的法律观。1952-1953年的司法改革运动以批判和清除旧法观点为核心任务之一。</w:t>
-      </w:r>
-    </w:p>
-  </w:footnote>
-  <w:footnote w:id="7">
-    <w:p>
-      <w:pPr>
-        <w:rPr>
-          <w:rFonts w:asciiTheme="minorEastAsia" w:hAnsiTheme="minorEastAsia" w:eastAsiaTheme="minorEastAsia" w:cstheme="minorBidi"/>
-          <w:kern w:val="2"/>
-          <w:sz w:val="21"/>
-          <w:szCs w:val="21"/>
-          <w:lang w:val="en-US" w:eastAsia="zh-CN" w:bidi="ar-SA"/>
-        </w:rPr>
-      </w:pPr>
-      <w:r>
-        <w:rPr>
-          <w:rFonts w:asciiTheme="minorEastAsia" w:hAnsiTheme="minorEastAsia" w:eastAsiaTheme="minorEastAsia" w:cstheme="minorBidi"/>
-          <w:kern w:val="2"/>
-          <w:sz w:val="21"/>
-          <w:szCs w:val="21"/>
-          <w:lang w:val="en-US" w:eastAsia="zh-CN" w:bidi="ar-SA"/>
-        </w:rPr>
-        <w:footnoteRef/>
+          <w:rStyle w:val="FootnoteReference"/>
+        </w:rPr>
+        <w:t>[5]</w:t>
       </w:r>
       <w:r>
         <w:rPr>
